--- a/output/docx/fr/BUFRCREX_TableB_fr_04.docx
+++ b/output/docx/fr/BUFRCREX_TableB_fr_04.docx
@@ -4665,7 +4665,7 @@
                 <w:b w:val="0"/>
                 <w:sz w:val="16"/>
               </w:rPr>
-              <w:t>Note 48: Le descripteur 0 04 041, remplacé par la combinaison des descripteurs 0 08 025 et 0 26 003, ne doit pas être utilisé pour le codage de cet élément.</w:t>
+              <w:t>Note B48: Le descripteur 0 04 041, remplacé par la combinaison des descripteurs 0 08 025 et 0 26 003, ne doit pas être utilisé pour le codage de cet élément.</w:t>
             </w:r>
           </w:p>
         </w:tc>
@@ -6983,7 +6983,7 @@
           <w:i/>
           <w:sz w:val="14"/>
         </w:rPr>
-        <w:t>Note 27: Sauf indication contraire, tous les temps sont des temps universels coordonnés (UTC).</w:t>
+        <w:t>Note B27: Sauf indication contraire, tous les temps sont des temps universels coordonnés (UTC).</w:t>
       </w:r>
     </w:p>
     <w:p>
@@ -6993,7 +6993,7 @@
           <w:i/>
           <w:sz w:val="14"/>
         </w:rPr>
-        <w:t>Note 105: Les périodes ou les décalages dans le temps négatifs sont utilisés pour indiquer les périodes ou les décalages dans le temps précédant le temps généralement défini.</w:t>
+        <w:t>Note B105: Les périodes ou les décalages dans le temps négatifs sont utilisés pour indiquer les périodes ou les décalages dans le temps précédant le temps généralement défini.</w:t>
       </w:r>
     </w:p>
     <w:p>
@@ -7003,7 +7003,7 @@
           <w:i/>
           <w:sz w:val="14"/>
         </w:rPr>
-        <w:t>Note 145: Pour indiquer à quoi se rapportent les périodes ou les décalages dans le temps, on peut se servir du code donné pour la caractéristique temporelle dans la table 0 08 021.</w:t>
+        <w:t>Note B145: Pour indiquer à quoi se rapportent les périodes ou les décalages dans le temps, on peut se servir du code donné pour la caractéristique temporelle dans la table 0 08 021.</w:t>
       </w:r>
     </w:p>
     <w:p>
@@ -7013,7 +7013,7 @@
           <w:i/>
           <w:sz w:val="14"/>
         </w:rPr>
-        <w:t>Note 149: Lorsque la situation dans le temps correspond à des valeurs de prévision, elle indique le temps de l'état initial ou le début de la période de prévision; si elle correspond à des moyennes d'ensemble de valeurs de prévisions, elle indique l'état initial ou le début de la première prévision d'où les moyennes d'ensemble sont dérivées.</w:t>
+        <w:t>Note B149: Lorsque la situation dans le temps correspond à des valeurs de prévision, elle indique le temps de l'état initial ou le début de la période de prévision; si elle correspond à des moyennes d'ensemble de valeurs de prévisions, elle indique l'état initial ou le début de la première prévision d'où les moyennes d'ensemble sont dérivées.</w:t>
       </w:r>
     </w:p>
     <w:p>
@@ -7023,7 +7023,7 @@
           <w:i/>
           <w:sz w:val="14"/>
         </w:rPr>
-        <w:t>Note 158: Pour les périodes ou les décalages dans le temps et pour les incréments temporels, il faut préalablement une définition de l'origine de la position dans le temps, suivie, le cas échéant, d'une définition de l'élément qualificatif temporel.</w:t>
+        <w:t>Note B158: Pour les périodes ou les décalages dans le temps et pour les incréments temporels, il faut préalablement une définition de l'origine de la position dans le temps, suivie, le cas échéant, d'une définition de l'élément qualificatif temporel.</w:t>
       </w:r>
     </w:p>
     <w:p>
@@ -7033,7 +7033,7 @@
           <w:i/>
           <w:sz w:val="14"/>
         </w:rPr>
-        <w:t>Note 176: Lorsqu'il faut plus d'une période ou d'un décalage dans le temps pour définir des indications temporelles complexes, les définitions se succèdent immédiatement, dans l'ordre suivant: période d'ensemble (le cas échéant); période de prévision (le cas échéant); période correspondant à une moyenne ou une accumulation (le cas échéant).</w:t>
+        <w:t>Note B176: Lorsqu'il faut plus d'une période ou d'un décalage dans le temps pour définir des indications temporelles complexes, les définitions se succèdent immédiatement, dans l'ordre suivant: période d'ensemble (le cas échéant); période de prévision (le cas échéant); période correspondant à une moyenne ou une accumulation (le cas échéant).</w:t>
       </w:r>
     </w:p>
     <w:sectPr>
